--- a/sources/veille/2026-05-24_veille_rbpp_eias-analyse-mode-emploi.docx
+++ b/sources/veille/2026-05-24_veille_rbpp_eias-analyse-mode-emploi.docx
@@ -392,15 +392,18 @@
             <w:shd w:fill="EEF2F7" w:color="EEF2F7" w:val="clear"/>
           </w:tcPr>
           <w:p>
-            <w:r>
-              <w:rPr>
-                <w:rFonts w:ascii="Calibri" w:cs="Calibri" w:eastAsia="Calibri" w:hAnsi="Calibri"/>
-                <w:color w:val="1F2937"/>
-                <w:sz w:val="20"/>
-                <w:szCs w:val="20"/>
-              </w:rPr>
-              <w:t xml:space="preserve">has-sante.fr/jcms/p_3293652</w:t>
-            </w:r>
+            <w:hyperlink w:history="1" r:id="rIdp32936522026">
+              <w:r>
+                <w:rPr>
+                  <w:rFonts w:ascii="Calibri" w:cs="Calibri" w:eastAsia="Calibri" w:hAnsi="Calibri"/>
+                  <w:sz w:val="20"/>
+                  <w:szCs w:val="20"/>
+                  <w:color w:val="1155CC"/>
+                  <w:u w:val="single"/>
+                </w:rPr>
+                <w:t xml:space="preserve">has-sante.fr/jcms/p_3293652</w:t>
+              </w:r>
+            </w:hyperlink>
           </w:p>
         </w:tc>
       </w:tr>
@@ -2756,7 +2759,63 @@
           <w:sz w:val="18"/>
           <w:szCs w:val="18"/>
         </w:rPr>
-        <w:t xml:space="preserve">Source : HAS — Publication 16/04/2026 (MAJ 21/05/2026) — URL : has-sante.fr/jcms/p_3293652</w:t>
+        <w:t xml:space="preserve">Source : HAS — Publication 16/04/2026 (MAJ 21/05/2026) — URL : </w:t>
+      </w:r>
+      <w:hyperlink w:history="1" r:id="rIdp32936522026">
+        <w:r>
+          <w:rPr>
+            <w:rFonts w:ascii="Calibri" w:cs="Calibri" w:eastAsia="Calibri" w:hAnsi="Calibri"/>
+            <w:sz w:val="18"/>
+            <w:szCs w:val="18"/>
+            <w:color w:val="1155CC"/>
+            <w:u w:val="single"/>
+          </w:rPr>
+          <w:t xml:space="preserve">has-sante.fr/jcms/p_3293652</w:t>
+        </w:r>
+      </w:hyperlink>
+    </w:p>
+    <w:p>
+      <w:pPr>
+        <w:spacing w:after="120" w:before="320"/>
+      </w:pPr>
+      <w:r>
+        <w:rPr>
+          <w:rFonts w:ascii="Calibri" w:cs="Calibri" w:eastAsia="Calibri" w:hAnsi="Calibri"/>
+          <w:b/>
+          <w:bCs/>
+          <w:color w:val="1B3A6B"/>
+          <w:sz w:val="28"/>
+          <w:szCs w:val="28"/>
+        </w:rPr>
+        <w:t xml:space="preserve">📝 Journal des corrections — 12 septembre 2026</w:t>
+      </w:r>
+    </w:p>
+    <w:p>
+      <w:pPr>
+        <w:spacing w:after="80"/>
+      </w:pPr>
+      <w:r>
+        <w:rPr>
+          <w:rFonts w:ascii="Calibri" w:cs="Calibri" w:eastAsia="Calibri" w:hAnsi="Calibri"/>
+          <w:color w:val="1F2937"/>
+          <w:sz w:val="22"/>
+          <w:szCs w:val="22"/>
+        </w:rPr>
+        <w:t xml:space="preserve">Note produite le 24/05/2026, relue le 12/09/2026 au cours d'un contrôle d'attribution des 221 documents du dépôt (règle ⑭ : une page nommée comme source doit être liée). Contenu inchangé.</w:t>
+      </w:r>
+    </w:p>
+    <w:p>
+      <w:pPr>
+        <w:spacing w:after="80"/>
+      </w:pPr>
+      <w:r>
+        <w:rPr>
+          <w:rFonts w:ascii="Calibri" w:cs="Calibri" w:eastAsia="Calibri" w:hAnsi="Calibri"/>
+          <w:color w:val="1F2937"/>
+          <w:sz w:val="22"/>
+          <w:szCs w:val="22"/>
+        </w:rPr>
+        <w:t xml:space="preserve">Pages nommées sans lien cliquable, liées le 12/09/2026 : has-sante.fr/jcms/p_3293652 → www.has-sante.fr/jcms/p_3293652 (2).</w:t>
       </w:r>
     </w:p>
     <w:sectPr>
